--- a/kolo-naukowe/dokumenty/do-druku/protokol-zebrania-zalozycielskiego.docx
+++ b/kolo-naukowe/dokumenty/do-druku/protokol-zebrania-zalozycielskiego.docx
@@ -26,13 +26,14 @@
     </w:p>
     <w:p>
       <w:pPr>
-        <w:jc w:val="center"/>
+        <w:spacing w:after="80"/>
+        <w:ind w:left="0"/>
       </w:pPr>
       <w:r>
         <w:rPr>
           <w:b/>
         </w:rPr>
-        <w:t>przy Wydziale Mechanicznym Politechniki Wrocławskiej</w:t>
+        <w:t>międzywydziałowego, przy Wydziale Informatyki i Telekomunikacji oraz Wydziale Mechanicznym Politechniki Wrocławskiej</w:t>
       </w:r>
     </w:p>
     <w:p>
@@ -189,7 +190,7 @@
         <w:t>Uchwała nr 1/…</w:t>
       </w:r>
       <w:r>
-        <w:t xml:space="preserve"> w sprawie założenia Koła Zebranie postanawia założyć Koło Naukowe Machinekind przy Wydziale Mechanicznym Politechniki Wrocławskiej. Głosowanie jawne: za ……, przeciw ……, wstrzymało się ……</w:t>
+        <w:t xml:space="preserve"> w sprawie założenia Koła Zebranie postanawia założyć Koło Naukowe Machinekind jako międzywydziałowe koło naukowe przy Wydziale Informatyki i Telekomunikacji (wydział wiodący) oraz Wydziale Mechanicznym Politechniki Wrocławskiej. Głosowanie jawne: za ……, przeciw ……, wstrzymało się ……</w:t>
       </w:r>
     </w:p>
     <w:p>
@@ -521,7 +522,7 @@
         <w:t>Uchwała nr 4/…</w:t>
       </w:r>
       <w:r>
-        <w:t xml:space="preserve"> w sprawie wniosku o powołanie opiekunów naukowych Zebranie wnosi o powołanie na opiekunów naukowych Koła: dr. hab. inż. Jarosława Szreka, prof. uczelni, oraz dr. hab. inż. Tomasza Kajdanowicza. Głosowanie jawne: za ……, przeciw ……, wstrzymało się ……</w:t>
+        <w:t xml:space="preserve"> w sprawie wniosku o powołanie opiekunów naukowych Zebranie wnosi o powołanie na opiekunów naukowych Koła: dr. hab. inż. Tomasza Kajdanowicza oraz dr. hab. inż. Jarosława Szreka, prof. uczelni. Głosowanie jawne: za ……, przeciw ……, wstrzymało się ……</w:t>
       </w:r>
     </w:p>
     <w:p>

--- a/kolo-naukowe/dokumenty/do-druku/protokol-zebrania-zalozycielskiego.docx
+++ b/kolo-naukowe/dokumenty/do-druku/protokol-zebrania-zalozycielskiego.docx
@@ -404,7 +404,7 @@
           <w:p>
             <w:r/>
             <w:r>
-              <w:t>………………………</w:t>
+              <w:t>Jakub Maryniak; ……………</w:t>
             </w:r>
           </w:p>
         </w:tc>
@@ -522,7 +522,7 @@
         <w:t>Uchwała nr 4/…</w:t>
       </w:r>
       <w:r>
-        <w:t xml:space="preserve"> w sprawie wniosku o powołanie opiekunów naukowych Zebranie wnosi o powołanie na opiekunów naukowych Koła: dr. hab. inż. Tomasza Kajdanowicza oraz dr. hab. inż. Jarosława Szreka, prof. uczelni. Głosowanie jawne: za ……, przeciw ……, wstrzymało się ……</w:t>
+        <w:t xml:space="preserve"> w sprawie wniosku o powołanie opiekunów naukowych Zebranie wnosi o powołanie na opiekunów naukowych Koła: dr. hab. inż. Tomasza Kajdanowicza, prof. uczelni, oraz dr. hab. inż. Jarosława Szreka, prof. uczelni. Głosowanie jawne: za ……, przeciw ……, wstrzymało się ……</w:t>
       </w:r>
     </w:p>
     <w:p>

--- a/kolo-naukowe/dokumenty/do-druku/protokol-zebrania-zalozycielskiego.docx
+++ b/kolo-naukowe/dokumenty/do-druku/protokol-zebrania-zalozycielskiego.docx
@@ -220,7 +220,7 @@
         <w:t>Uchwała nr 3/…</w:t>
       </w:r>
       <w:r>
-        <w:t xml:space="preserve"> w sprawie wyboru Zarządu Wybory przeprowadzono w głosowaniu tajnym, osobno na każdą funkcję, zgodnie z § 9 ust. 9 regulaminu. Komisja skrutacyjna: ……………………………</w:t>
+        <w:t xml:space="preserve"> w sprawie wyboru Zarządu Wybory przeprowadzono w głosowaniu tajnym, osobno na każdą funkcję, zgodnie z § 7 ust. 1 regulaminu. Komisja skrutacyjna: ……………………………</w:t>
       </w:r>
     </w:p>
     <w:tbl>
@@ -507,7 +507,7 @@
         <w:ind w:left="0"/>
       </w:pPr>
       <w:r>
-        <w:t>Kadencja pierwszego Zarządu trwa do końca roku akademickiego, w którym Koło zostanie zarejestrowane (§ 9 ust. 8 regulaminu).</w:t>
+        <w:t>Kadencja pierwszego Zarządu obejmuje bieżący rok akademicki (§ 7 ust. 1 i § 10 ust. 4 regulaminu).</w:t>
       </w:r>
     </w:p>
     <w:p>

--- a/kolo-naukowe/dokumenty/do-druku/protokol-zebrania-zalozycielskiego.docx
+++ b/kolo-naukowe/dokumenty/do-druku/protokol-zebrania-zalozycielskiego.docx
@@ -220,7 +220,7 @@
         <w:t>Uchwała nr 3/…</w:t>
       </w:r>
       <w:r>
-        <w:t xml:space="preserve"> w sprawie wyboru Zarządu Wybory przeprowadzono w głosowaniu tajnym, osobno na każdą funkcję, zgodnie z § 7 ust. 1 regulaminu. Komisja skrutacyjna: ……………………………</w:t>
+        <w:t xml:space="preserve"> w sprawie wyboru Zarządu Wybory przeprowadzono w głosowaniu tajnym, osobno na każdą funkcję, zgodnie z § 7 ust. 2 pkt 2.1 regulaminu. Komisja skrutacyjna: ……………………………</w:t>
       </w:r>
     </w:p>
     <w:tbl>
@@ -507,7 +507,7 @@
         <w:ind w:left="0"/>
       </w:pPr>
       <w:r>
-        <w:t>Kadencja pierwszego Zarządu obejmuje bieżący rok akademicki (§ 7 ust. 1 i § 10 ust. 4 regulaminu).</w:t>
+        <w:t>Kadencja pierwszego Zarządu obejmuje bieżący rok akademicki (§ 7 ust. 2 pkt 2.1 i § 9 ust. 6 regulaminu).</w:t>
       </w:r>
     </w:p>
     <w:p>

--- a/kolo-naukowe/dokumenty/do-druku/protokol-zebrania-zalozycielskiego.docx
+++ b/kolo-naukowe/dokumenty/do-druku/protokol-zebrania-zalozycielskiego.docx
@@ -220,7 +220,7 @@
         <w:t>Uchwała nr 3/…</w:t>
       </w:r>
       <w:r>
-        <w:t xml:space="preserve"> w sprawie wyboru Zarządu Wybory przeprowadzono w głosowaniu tajnym, osobno na każdą funkcję, zgodnie z § 7 ust. 2 pkt 2.1 regulaminu. Komisja skrutacyjna: ……………………………</w:t>
+        <w:t xml:space="preserve"> w sprawie wyboru Zarządu Wybory przeprowadzono w głosowaniu tajnym, osobno na każdą funkcję, zgodnie z § 7 ust. 2 pkt 2.2 regulaminu. Komisja skrutacyjna: ……………………………</w:t>
       </w:r>
     </w:p>
     <w:tbl>
@@ -507,7 +507,7 @@
         <w:ind w:left="0"/>
       </w:pPr>
       <w:r>
-        <w:t>Kadencja pierwszego Zarządu obejmuje bieżący rok akademicki (§ 7 ust. 2 pkt 2.1 i § 9 ust. 6 regulaminu).</w:t>
+        <w:t>Kadencja pierwszego Zarządu obejmuje bieżący rok akademicki (§ 7 ust. 2 pkt 2.1–2.2 regulaminu).</w:t>
       </w:r>
     </w:p>
     <w:p>
